--- a/docs/documentos/03 Investigación Normativa y Legal.docx
+++ b/docs/documentos/03 Investigación Normativa y Legal.docx
@@ -215,41 +215,6 @@
           <w:sz w:val="24"/>
         </w:rPr>
         <w:t>Investigación Normativa y Legal del Proyecto C.I.S.P.P.H.</w:t>
-      </w:r>
-    </w:p>
-    <w:p>
-      <w:pPr>
-        <w:keepNext/>
-        <w:widowControl/>
-        <w:spacing w:lineRule="auto" w:line="480" w:before="0" w:after="0"/>
-        <w:jc w:val="left"/>
-      </w:pPr>
-      <w:r>
-        <w:rPr>
-          <w:rFonts w:ascii="Times New Roman" w:hAnsi="Times New Roman" w:cs="Times New Roman" w:eastAsia="Times New Roman"/>
-          <w:b/>
-          <w:i w:val="0"/>
-          <w:sz w:val="24"/>
-        </w:rPr>
-        <w:t>Nota de alcance</w:t>
-      </w:r>
-    </w:p>
-    <w:p>
-      <w:pPr>
-        <w:keepNext w:val="0"/>
-        <w:widowControl/>
-        <w:spacing w:lineRule="auto" w:line="480" w:before="0" w:after="0"/>
-        <w:ind w:firstLine="720"/>
-        <w:jc w:val="left"/>
-      </w:pPr>
-      <w:r>
-        <w:rPr>
-          <w:rFonts w:ascii="Times New Roman" w:hAnsi="Times New Roman" w:cs="Times New Roman" w:eastAsia="Times New Roman"/>
-          <w:b w:val="0"/>
-          <w:i w:val="0"/>
-          <w:sz w:val="24"/>
-        </w:rPr>
-        <w:t>El cliente, el conjunto «Robles del Norte P.H.» y todas las cifras de este documento son ficticios: no hubo entrevistas ni observaciones con personas reales. Lo que se dice del cliente es una hipótesis de trabajo. El equipo usó Claude (Anthropic) como apoyo; las decisiones y la revisión final son del equipo y del docente.</w:t>
       </w:r>
     </w:p>
     <w:p>
@@ -1085,7 +1050,7 @@
           <w:i w:val="0"/>
           <w:sz w:val="24"/>
         </w:rPr>
-        <w:t>Si el sistema pasara del papel a un registro digital, el responsable del tratamiento debería contar con autorización de los titulares, informar la finalidad, recolectar solo los datos necesarios y limitar quién accede a ellos (Congreso de Colombia, 2012; Presidencia de la República de Colombia, 2013). En el diseño esto se traduce en minimizar campos, no almacenar contraseñas en texto plano y registrar quién consulta o modifica cada dato. En este proyecto todos los datos son ficticios.</w:t>
+        <w:t>Si el sistema pasara del papel a un registro digital, el responsable del tratamiento debería contar con autorización de los titulares, informar la finalidad, recolectar solo los datos necesarios y limitar quién accede a ellos (Congreso de Colombia, 2012; Presidencia de la República de Colombia, 2013). En el diseño esto se traduce en minimizar campos, no almacenar contraseñas en texto plano y registrar quién consulta o modifica cada dato. En este proyecto se usan solo datos de prueba.</w:t>
       </w:r>
     </w:p>
     <w:p>
